--- a/TFG.docx
+++ b/TFG.docx
@@ -471,7 +471,7 @@
           <w:noProof/>
         </w:rPr>
         <w:drawing>
-          <wp:inline distT="0" distB="0" distL="0" distR="0" wp14:anchorId="48DA1347" wp14:editId="63DB0E5E">
+          <wp:inline distT="0" distB="0" distL="0" distR="0" wp14:anchorId="48DA1347" wp14:editId="07533439">
             <wp:extent cx="3448050" cy="1939731"/>
             <wp:effectExtent l="0" t="0" r="0" b="3810"/>
             <wp:docPr id="1446855988" name="Imagen 6" descr="Octopath Traveler 0: la nueva entrega de la saga Octopath - Movistar eSports"/>
@@ -1225,20 +1225,44 @@
         <w:rPr>
           <w:lang w:eastAsia="es-ES"/>
         </w:rPr>
-        <w:t>La infanta Isabel es sobre quien va esta historia, pero será un fiel bufón el que cuente estas memorias.</w:t>
-      </w:r>
-    </w:p>
-    <w:p>
-      <w:pPr>
-        <w:rPr>
-          <w:lang w:eastAsia="es-ES"/>
-        </w:rPr>
-      </w:pPr>
-      <w:r>
-        <w:rPr>
-          <w:lang w:eastAsia="es-ES"/>
-        </w:rPr>
-        <w:t>Acompañarle fiel lector en esta intrépida aventura, donde hay puzles, exploración y misterio y de ello no cabe duda.</w:t>
+        <w:t xml:space="preserve">La infanta Isabel es sobre quien va esta historia, pero será un fiel bufón el que cuente </w:t>
+      </w:r>
+      <w:r>
+        <w:rPr>
+          <w:lang w:eastAsia="es-ES"/>
+        </w:rPr>
+        <w:t>las sus</w:t>
+      </w:r>
+      <w:r>
+        <w:rPr>
+          <w:lang w:eastAsia="es-ES"/>
+        </w:rPr>
+        <w:t xml:space="preserve"> memorias.</w:t>
+      </w:r>
+    </w:p>
+    <w:p>
+      <w:pPr>
+        <w:rPr>
+          <w:lang w:eastAsia="es-ES"/>
+        </w:rPr>
+      </w:pPr>
+      <w:r>
+        <w:rPr>
+          <w:lang w:eastAsia="es-ES"/>
+        </w:rPr>
+        <w:t>Acompañarle fiel lector en esta intrépida aventura, donde hay puzles, exploración</w:t>
+      </w:r>
+      <w:r>
+        <w:rPr>
+          <w:lang w:eastAsia="es-ES"/>
+        </w:rPr>
+        <w:t>,</w:t>
+      </w:r>
+      <w:r>
+        <w:rPr>
+          <w:lang w:eastAsia="es-ES"/>
+        </w:rPr>
+        <w:t xml:space="preserve"> misterio y de ello no cabe duda.</w:t>
       </w:r>
     </w:p>
     <w:p>
